--- a/CVE-2026-54293_Shreyas-M.docx
+++ b/CVE-2026-54293_Shreyas-M.docx
@@ -1101,7 +1101,29 @@
                 <w:szCs w:val="19"/>
                 <w:rtl w:val="0"/>
               </w:rPr>
-              <w:t xml:space="preserve">, a huntr-issued duplicate of the same flaw (published 2026-06-30; its CVE record shows it rejected by its CNA on 2026-08-18)</w:t>
+              <w:t xml:space="preserve">, a huntr-assigned ID for the same percent-encoding bypass, also reported publicly in </w:t>
+            </w:r>
+            <w:hyperlink r:id="rId9">
+              <w:r>
+                <w:rPr>
+                  <w:color w:val="0563c1"/>
+                  <w:sz w:val="19"/>
+                  <w:szCs w:val="19"/>
+                  <w:u w:val="single"/>
+                  <w:rtl w:val="0"/>
+                </w:rPr>
+                <w:t xml:space="preserve">upstream issue #3504</w:t>
+              </w:r>
+            </w:hyperlink>
+            <w:r>
+              <w:rPr>
+                <w:rFonts w:ascii="Calibri" w:cs="Calibri" w:eastAsia="Calibri" w:hAnsi="Calibri"/>
+                <w:color w:val="333333"/>
+                <w:sz w:val="19"/>
+                <w:szCs w:val="19"/>
+                <w:rtl w:val="0"/>
+              </w:rPr>
+              <w:t xml:space="preserve"> (published 2026-06-30; its CVE record shows it rejected by its CNA on 2026-08-18, giving no reason)</w:t>
             </w:r>
             <w:r>
               <w:rPr>
@@ -1258,7 +1280,7 @@
         </w:rPr>
         <w:t xml:space="preserve">The public dates describe different events. The fix was committed on 2026-06-06; the </w:t>
       </w:r>
-      <w:hyperlink r:id="rId9">
+      <w:hyperlink r:id="rId10">
         <w:r>
           <w:rPr>
             <w:rFonts w:ascii="Calibri" w:cs="Calibri" w:eastAsia="Calibri" w:hAnsi="Calibri"/>
@@ -1281,7 +1303,7 @@
         </w:rPr>
         <w:t xml:space="preserve"> was published on 2026-06-11; the CVE ID was reserved on 2026-06-12; the advisory was reviewed and published to the </w:t>
       </w:r>
-      <w:hyperlink r:id="rId10">
+      <w:hyperlink r:id="rId11">
         <w:r>
           <w:rPr>
             <w:rFonts w:ascii="Calibri" w:cs="Calibri" w:eastAsia="Calibri" w:hAnsi="Calibri"/>
@@ -1304,7 +1326,7 @@
         </w:rPr>
         <w:t xml:space="preserve"> on 2026-06-16 (</w:t>
       </w:r>
-      <w:hyperlink r:id="rId11">
+      <w:hyperlink r:id="rId12">
         <w:r>
           <w:rPr>
             <w:rFonts w:ascii="Calibri" w:cs="Calibri" w:eastAsia="Calibri" w:hAnsi="Calibri"/>
@@ -1327,7 +1349,7 @@
         </w:rPr>
         <w:t xml:space="preserve"> shows the same date); and the </w:t>
       </w:r>
-      <w:hyperlink r:id="rId12">
+      <w:hyperlink r:id="rId13">
         <w:r>
           <w:rPr>
             <w:rFonts w:ascii="Calibri" w:cs="Calibri" w:eastAsia="Calibri" w:hAnsi="Calibri"/>
@@ -1350,7 +1372,7 @@
         </w:rPr>
         <w:t xml:space="preserve"> and the </w:t>
       </w:r>
-      <w:hyperlink r:id="rId13">
+      <w:hyperlink r:id="rId14">
         <w:r>
           <w:rPr>
             <w:rFonts w:ascii="Calibri" w:cs="Calibri" w:eastAsia="Calibri" w:hAnsi="Calibri"/>
@@ -2058,7 +2080,7 @@
         </w:rPr>
         <w:t xml:space="preserve">The </w:t>
       </w:r>
-      <w:hyperlink r:id="rId14">
+      <w:hyperlink r:id="rId15">
         <w:r>
           <w:rPr>
             <w:rFonts w:ascii="Calibri" w:cs="Calibri" w:eastAsia="Calibri" w:hAnsi="Calibri"/>
@@ -2101,7 +2123,7 @@
         </w:rPr>
         <w:t xml:space="preserve"> while the </w:t>
       </w:r>
-      <w:hyperlink r:id="rId15">
+      <w:hyperlink r:id="rId16">
         <w:r>
           <w:rPr>
             <w:rFonts w:ascii="Calibri" w:cs="Calibri" w:eastAsia="Calibri" w:hAnsi="Calibri"/>
@@ -3084,16 +3106,16 @@
           <wp:inline distB="0" distT="0" distL="0" distR="0">
             <wp:extent cx="5669280" cy="3846258"/>
             <wp:effectExtent b="0" l="0" r="0" t="0"/>
-            <wp:docPr descr="Decode-after-check in both releases. Read from the installed module, not re-implemented. The 3.9.4 and 3.10.3" id="3" name="image6.png"/>
+            <wp:docPr descr="Decode-after-check in both releases. Read from the installed module, not re-implemented. The 3.9.4 and 3.10.3" id="3" name="image2.png"/>
             <a:graphic>
               <a:graphicData uri="http://schemas.openxmlformats.org/drawingml/2006/picture">
                 <pic:pic>
                   <pic:nvPicPr>
-                    <pic:cNvPr descr="Decode-after-check in both releases. Read from the installed module, not re-implemented. The 3.9.4 and 3.10.3" id="0" name="image6.png"/>
+                    <pic:cNvPr descr="Decode-after-check in both releases. Read from the installed module, not re-implemented. The 3.9.4 and 3.10.3" id="0" name="image2.png"/>
                     <pic:cNvPicPr preferRelativeResize="0"/>
                   </pic:nvPicPr>
                   <pic:blipFill>
-                    <a:blip r:embed="rId16"/>
+                    <a:blip r:embed="rId17"/>
                     <a:srcRect b="0" l="0" r="0" t="0"/>
                     <a:stretch>
                       <a:fillRect/>
@@ -3571,16 +3593,16 @@
           <wp:inline distB="0" distT="0" distL="0" distR="0">
             <wp:extent cx="5669280" cy="5258309"/>
             <wp:effectExtent b="0" l="0" r="0" t="0"/>
-            <wp:docPr descr="Two-layer analysis. The two layers separated. On 3.9.4 layer A misses the encoding and layer" id="5" name="image4.png"/>
+            <wp:docPr descr="Two-layer analysis. The two layers separated. On 3.9.4 layer A misses the encoding and layer" id="5" name="image3.png"/>
             <a:graphic>
               <a:graphicData uri="http://schemas.openxmlformats.org/drawingml/2006/picture">
                 <pic:pic>
                   <pic:nvPicPr>
-                    <pic:cNvPr descr="Two-layer analysis. The two layers separated. On 3.9.4 layer A misses the encoding and layer" id="0" name="image4.png"/>
+                    <pic:cNvPr descr="Two-layer analysis. The two layers separated. On 3.9.4 layer A misses the encoding and layer" id="0" name="image3.png"/>
                     <pic:cNvPicPr preferRelativeResize="0"/>
                   </pic:nvPicPr>
                   <pic:blipFill>
-                    <a:blip r:embed="rId17"/>
+                    <a:blip r:embed="rId18"/>
                     <a:srcRect b="0" l="0" r="0" t="0"/>
                     <a:stretch>
                       <a:fillRect/>
@@ -6335,7 +6357,7 @@
         </w:rPr>
         <w:t xml:space="preserve"> and applies the same guard regex to the decoded form. The fix was merged in </w:t>
       </w:r>
-      <w:hyperlink r:id="rId18">
+      <w:hyperlink r:id="rId19">
         <w:r>
           <w:rPr>
             <w:rFonts w:ascii="Consolas" w:cs="Consolas" w:eastAsia="Consolas" w:hAnsi="Consolas"/>
@@ -6378,7 +6400,7 @@
         </w:rPr>
         <w:t xml:space="preserve"> resource URLs", and is listed in the </w:t>
       </w:r>
-      <w:hyperlink r:id="rId19">
+      <w:hyperlink r:id="rId20">
         <w:r>
           <w:rPr>
             <w:rFonts w:ascii="Calibri" w:cs="Calibri" w:eastAsia="Calibri" w:hAnsi="Calibri"/>
@@ -10316,16 +10338,16 @@
           <wp:inline distB="0" distT="0" distL="0" distR="0">
             <wp:extent cx="5669280" cy="2560659"/>
             <wp:effectExtent b="0" l="0" r="0" t="0"/>
-            <wp:docPr descr="Lab setup and version provenance. Host and Docker versions, SHA-256 of the three wheel files, and for each image the nltk version it" id="4" name="image5.png"/>
+            <wp:docPr descr="Lab setup and version provenance. Host and Docker versions, SHA-256 of the three wheel files, and for each image the nltk version it" id="4" name="image6.png"/>
             <a:graphic>
               <a:graphicData uri="http://schemas.openxmlformats.org/drawingml/2006/picture">
                 <pic:pic>
                   <pic:nvPicPr>
-                    <pic:cNvPr descr="Lab setup and version provenance. Host and Docker versions, SHA-256 of the three wheel files, and for each image the nltk version it" id="0" name="image5.png"/>
+                    <pic:cNvPr descr="Lab setup and version provenance. Host and Docker versions, SHA-256 of the three wheel files, and for each image the nltk version it" id="0" name="image6.png"/>
                     <pic:cNvPicPr preferRelativeResize="0"/>
                   </pic:nvPicPr>
                   <pic:blipFill>
-                    <a:blip r:embed="rId20"/>
+                    <a:blip r:embed="rId21"/>
                     <a:srcRect b="0" l="0" r="0" t="0"/>
                     <a:stretch>
                       <a:fillRect/>
@@ -10453,16 +10475,16 @@
           <wp:inline distB="0" distT="0" distL="0" distR="0">
             <wp:extent cx="5669280" cy="1412051"/>
             <wp:effectExtent b="0" l="0" r="0" t="0"/>
-            <wp:docPr descr="Literal traversal refused. On the vulnerable version, nltk:../outside/secret.txt is refused with" id="7" name="image1.png"/>
+            <wp:docPr descr="Literal traversal refused. On the vulnerable version, nltk:../outside/secret.txt is refused with" id="7" name="image5.png"/>
             <a:graphic>
               <a:graphicData uri="http://schemas.openxmlformats.org/drawingml/2006/picture">
                 <pic:pic>
                   <pic:nvPicPr>
-                    <pic:cNvPr descr="Literal traversal refused. On the vulnerable version, nltk:../outside/secret.txt is refused with" id="0" name="image1.png"/>
+                    <pic:cNvPr descr="Literal traversal refused. On the vulnerable version, nltk:../outside/secret.txt is refused with" id="0" name="image5.png"/>
                     <pic:cNvPicPr preferRelativeResize="0"/>
                   </pic:nvPicPr>
                   <pic:blipFill>
-                    <a:blip r:embed="rId21"/>
+                    <a:blip r:embed="rId22"/>
                     <a:srcRect b="0" l="0" r="0" t="0"/>
                     <a:stretch>
                       <a:fillRect/>
@@ -10613,16 +10635,16 @@
           <wp:inline distB="0" distT="0" distL="0" distR="0">
             <wp:extent cx="5669280" cy="2044312"/>
             <wp:effectExtent b="0" l="0" r="0" t="0"/>
-            <wp:docPr descr="Encoded traversal reads the outside file. With the data root set to /lab/data, the percent-encoded resource" id="6" name="image2.png"/>
+            <wp:docPr descr="Encoded traversal reads the outside file. With the data root set to /lab/data, the percent-encoded resource" id="6" name="image1.png"/>
             <a:graphic>
               <a:graphicData uri="http://schemas.openxmlformats.org/drawingml/2006/picture">
                 <pic:pic>
                   <pic:nvPicPr>
-                    <pic:cNvPr descr="Encoded traversal reads the outside file. With the data root set to /lab/data, the percent-encoded resource" id="0" name="image2.png"/>
+                    <pic:cNvPr descr="Encoded traversal reads the outside file. With the data root set to /lab/data, the percent-encoded resource" id="0" name="image1.png"/>
                     <pic:cNvPicPr preferRelativeResize="0"/>
                   </pic:nvPicPr>
                   <pic:blipFill>
-                    <a:blip r:embed="rId22"/>
+                    <a:blip r:embed="rId23"/>
                     <a:srcRect b="0" l="0" r="0" t="0"/>
                     <a:stretch>
                       <a:fillRect/>
@@ -10821,16 +10843,16 @@
           <wp:inline distB="0" distT="0" distL="0" distR="0">
             <wp:extent cx="5669280" cy="1749257"/>
             <wp:effectExtent b="0" l="0" r="0" t="0"/>
-            <wp:docPr descr="Same payload refused on 3.10.0. The identical payload on 3.10.0 is refused with ValueError and no" id="2" name="image3.png"/>
+            <wp:docPr descr="Same payload refused on 3.10.0. The identical payload on 3.10.0 is refused with ValueError and no" id="2" name="image7.png"/>
             <a:graphic>
               <a:graphicData uri="http://schemas.openxmlformats.org/drawingml/2006/picture">
                 <pic:pic>
                   <pic:nvPicPr>
-                    <pic:cNvPr descr="Same payload refused on 3.10.0. The identical payload on 3.10.0 is refused with ValueError and no" id="0" name="image3.png"/>
+                    <pic:cNvPr descr="Same payload refused on 3.10.0. The identical payload on 3.10.0 is refused with ValueError and no" id="0" name="image7.png"/>
                     <pic:cNvPicPr preferRelativeResize="0"/>
                   </pic:nvPicPr>
                   <pic:blipFill>
-                    <a:blip r:embed="rId23"/>
+                    <a:blip r:embed="rId24"/>
                     <a:srcRect b="0" l="0" r="0" t="0"/>
                     <a:stretch>
                       <a:fillRect/>
@@ -11005,16 +11027,16 @@
           <wp:inline distB="0" distT="0" distL="0" distR="0">
             <wp:extent cx="5669280" cy="1275061"/>
             <wp:effectExtent b="0" l="0" r="0" t="0"/>
-            <wp:docPr descr="Differential summary. The same probe and marker run against all three releases, each in a fresh container." id="1" name="image7.png"/>
+            <wp:docPr descr="Differential summary. The same probe and marker run against all three releases, each in a fresh container." id="1" name="image4.png"/>
             <a:graphic>
               <a:graphicData uri="http://schemas.openxmlformats.org/drawingml/2006/picture">
                 <pic:pic>
                   <pic:nvPicPr>
-                    <pic:cNvPr descr="Differential summary. The same probe and marker run against all three releases, each in a fresh container." id="0" name="image7.png"/>
+                    <pic:cNvPr descr="Differential summary. The same probe and marker run against all three releases, each in a fresh container." id="0" name="image4.png"/>
                     <pic:cNvPicPr preferRelativeResize="0"/>
                   </pic:nvPicPr>
                   <pic:blipFill>
-                    <a:blip r:embed="rId24"/>
+                    <a:blip r:embed="rId25"/>
                     <a:srcRect b="0" l="0" r="0" t="0"/>
                     <a:stretch>
                       <a:fillRect/>
@@ -11141,7 +11163,7 @@
         <w:jc w:val="left"/>
         <w:rPr/>
       </w:pPr>
-      <w:hyperlink r:id="rId25">
+      <w:hyperlink r:id="rId26">
         <w:r>
           <w:rPr>
             <w:rFonts w:ascii="Calibri" w:cs="Calibri" w:eastAsia="Calibri" w:hAnsi="Calibri"/>
@@ -11164,7 +11186,7 @@
         </w:rPr>
         <w:t xml:space="preserve"> (</w:t>
       </w:r>
-      <w:hyperlink r:id="rId26">
+      <w:hyperlink r:id="rId27">
         <w:r>
           <w:rPr>
             <w:rFonts w:ascii="Calibri" w:cs="Calibri" w:eastAsia="Calibri" w:hAnsi="Calibri"/>
@@ -11694,7 +11716,7 @@
           <w:szCs w:val="21"/>
           <w:rtl w:val="0"/>
         </w:rPr>
-        <w:t xml:space="preserve"> naming the write target, and created nothing. It is the </w:t>
+        <w:t xml:space="preserve"> naming the write target, and created nothing. It is a separate gap, not the decode-after-check issue above and not the </w:t>
       </w:r>
       <w:r>
         <w:rPr>
@@ -11714,7 +11736,69 @@
           <w:szCs w:val="21"/>
           <w:rtl w:val="0"/>
         </w:rPr>
-        <w:t xml:space="preserve"> default of CVE-2026-62388, not the decode-after-check issue above.</w:t>
+        <w:t xml:space="preserve"> default: in 3.9.4 the write never reaches </w:t>
+      </w:r>
+      <w:r>
+        <w:rPr>
+          <w:rFonts w:ascii="Consolas" w:cs="Consolas" w:eastAsia="Consolas" w:hAnsi="Consolas"/>
+          <w:color w:val="4a4a4a"/>
+          <w:sz w:val="21"/>
+          <w:szCs w:val="21"/>
+          <w:rtl w:val="0"/>
+        </w:rPr>
+        <w:t xml:space="preserve">pathsec</w:t>
+      </w:r>
+      <w:r>
+        <w:rPr>
+          <w:rFonts w:ascii="Calibri" w:cs="Calibri" w:eastAsia="Calibri" w:hAnsi="Calibri"/>
+          <w:color w:val="4a4a4a"/>
+          <w:sz w:val="21"/>
+          <w:szCs w:val="21"/>
+          <w:rtl w:val="0"/>
+        </w:rPr>
+        <w:t xml:space="preserve">, so enabling enforcement would not have stopped it. The 3.10.0 release notes list a dedicated fix that routes the write through the </w:t>
+      </w:r>
+      <w:r>
+        <w:rPr>
+          <w:rFonts w:ascii="Consolas" w:cs="Consolas" w:eastAsia="Consolas" w:hAnsi="Consolas"/>
+          <w:color w:val="4a4a4a"/>
+          <w:sz w:val="21"/>
+          <w:szCs w:val="21"/>
+          <w:rtl w:val="0"/>
+        </w:rPr>
+        <w:t xml:space="preserve">pathsec</w:t>
+      </w:r>
+      <w:r>
+        <w:rPr>
+          <w:rFonts w:ascii="Calibri" w:cs="Calibri" w:eastAsia="Calibri" w:hAnsi="Calibri"/>
+          <w:color w:val="4a4a4a"/>
+          <w:sz w:val="21"/>
+          <w:szCs w:val="21"/>
+          <w:rtl w:val="0"/>
+        </w:rPr>
+        <w:t xml:space="preserve"> sandbox (</w:t>
+      </w:r>
+      <w:hyperlink r:id="rId28">
+        <w:r>
+          <w:rPr>
+            <w:color w:val="0563c1"/>
+            <w:sz w:val="21"/>
+            <w:szCs w:val="21"/>
+            <w:u w:val="single"/>
+            <w:rtl w:val="0"/>
+          </w:rPr>
+          <w:t xml:space="preserve">PR #3659</w:t>
+        </w:r>
+      </w:hyperlink>
+      <w:r>
+        <w:rPr>
+          <w:rFonts w:ascii="Calibri" w:cs="Calibri" w:eastAsia="Calibri" w:hAnsi="Calibri"/>
+          <w:color w:val="4a4a4a"/>
+          <w:sz w:val="21"/>
+          <w:szCs w:val="21"/>
+          <w:rtl w:val="0"/>
+        </w:rPr>
+        <w:t xml:space="preserve">, which they tie to CVE-2026-12871).</w:t>
       </w:r>
       <w:r>
         <w:rPr>
@@ -12379,7 +12463,7 @@
           <w:szCs w:val="21"/>
           <w:rtl w:val="0"/>
         </w:rPr>
-        <w:t xml:space="preserve">. In the lab, 3.9.4 returned a file from outside the data root for each of the seven tested spellings that decode to </w:t>
+        <w:t xml:space="preserve">. In the lab, 3.9.4 returned a file from outside the data root for each of the seven tested spellings that decoded to </w:t>
       </w:r>
       <w:r>
         <w:rPr>
@@ -12448,7 +12532,7 @@
       </w:r>
     </w:p>
     <w:sectPr>
-      <w:footerReference r:id="rId27" w:type="default"/>
+      <w:footerReference r:id="rId29" w:type="default"/>
       <w:pgSz w:h="15840" w:w="12240" w:orient="portrait"/>
       <w:pgMar w:bottom="1080" w:top="1080" w:left="1195" w:right="1195" w:header="708" w:footer="708"/>
       <w:pgNumType w:start="1"/>
